--- a/az/discovery-articles/1.11 Pul və bankçılıq.docx
+++ b/az/discovery-articles/1.11 Pul və bankçılıq.docx
@@ -32,7 +32,7 @@
         <w:rPr>
           <w:sz w:val="20"/>
         </w:rPr>
-        <w:t>Dövr: təxminən e.ə. VII əsr (ilk sikkələr); daha əvvəl əmtəə pulu və borc münasibətləri; orta əsrlərdən müasir dövrədək banklar | Əsas iştirakçılar: Lidiya və yunan sikkə ənənələri; Avrasiyanın məbədləri, sərrafları və bank evləri</w:t>
+        <w:t xml:space="preserve">Dövr: İlk sikkələr — təxminən e.ə. VII əsr. Pul əvəzinə müxtəlif mallardan istifadə və borc münasibətləri daha qədimdir. Banklar isə orta əsrlərdən müasir dövrədək inkişaf edərək bugünkü formasını alıb. | Yaranmasında və inkişafında rolu olanlar: Lidiyalılar və qədim yunanlar; Avrasiyada fəaliyyət göstərən məbədlər, sərraflar və bank işi ilə məşğul olan ticarət evləri</w:t>
       </w:r>
     </w:p>
     <w:p>
@@ -40,7 +40,7 @@
         <w:widowControl/>
       </w:pPr>
       <w:r>
-        <w:t>Pul dəyəri hamının qəbul etdiyi ölçü ilə ifadə edir və mübadiləni malı mala dəyişməkdən asan edir. Bankçılıq isə bu dəyəri saxlamaq, borc vermək və məsafədən, zamandan asılı olmayaraq təhlükəsiz köçürmək ehtiyacından yarandı.</w:t>
+        <w:t xml:space="preserve">Pul mal və xidmətlərin dəyərini hamının qəbul etdiyi vahidlə ifadə etməyə imkan verir. Bununla da alış-verişi malı mala dəyişməkdən daha asan edir. Bank işi isə pulu qorumaq, borc vermək və ödənişləri uzaq məsafələrə etibarlı şəkildə çatdırmaq ehtiyacından yaranıb.</w:t>
       </w:r>
     </w:p>
     <w:p>
@@ -58,7 +58,7 @@
         <w:widowControl/>
       </w:pPr>
       <w:r>
-        <w:t>Lidiyada və qonşu yunan şəhərlərində e.ə. VII–VI əsrlərdə sikkələrin işlədilməsi aydın dəlillərlə təsdiqlənir.</w:t>
+        <w:t xml:space="preserve">Lidiyada və qonşu yunan şəhərlərində e.ə. VII–VI əsrlərdə sikkələrdən istifadə olunduğunu təsdiqləyən aydın dəlillər var.</w:t>
       </w:r>
     </w:p>
     <w:p>
@@ -67,7 +67,7 @@
         <w:widowControl/>
       </w:pPr>
       <w:r>
-        <w:t>Sikkələrdən çox əvvəl taxıldan, çəkisi ilə ölçülən metaldan və qeydə alınan borclardan istifadə edilirdi.</w:t>
+        <w:t xml:space="preserve">Sikkələr yaranmazdan çox əvvəl insanlar ödəniş üçün taxıldan və çəki ilə ölçülən metallardan istifadə edir, borclarını qeydə alırdılar.</w:t>
       </w:r>
     </w:p>
     <w:p>
@@ -76,7 +76,7 @@
         <w:widowControl/>
       </w:pPr>
       <w:r>
-        <w:t>Məbədlər və tacirlər qiymətli əşyaları saxlayır, əmanəti geri almaq hüququnu göstərən sənədlər verirdilər.</w:t>
+        <w:t xml:space="preserve">Məbədlər və tacirlər qiymətli əşyaları qoruyur, onları əmanət qoyan şəxslərə geri almaq hüququnu təsdiqləyən sənədlər verirdilər.</w:t>
       </w:r>
     </w:p>
     <w:p>
@@ -85,7 +85,7 @@
         <w:widowControl/>
       </w:pPr>
       <w:r>
-        <w:t>Veksellər və hesab dəftərləri bütün sikkələri fiziki daşımağa ehtiyac olmadan ticarət etməyə imkan verdi.</w:t>
+        <w:t xml:space="preserve">Veksellər — borcun ödənilməsini nəzərdə tutan yazılı sənədlər — və hesab dəftərləri böyük miqdarda sikkə daşımadan ticarət aparmağa imkan yaradırdı.</w:t>
       </w:r>
     </w:p>
     <w:p>
@@ -94,7 +94,7 @@
         <w:widowControl/>
       </w:pPr>
       <w:r>
-        <w:t>Müasir banklar əmanətləri, kreditləri və ödəniş sistemlərini vahid infrastrukturda birləşdirir.</w:t>
+        <w:t xml:space="preserve">Müasir banklar əmanətlərin saxlanmasını, kredit verilməsini və ödənişlərin həyata keçirilməsini bir sistemdə birləşdirir.</w:t>
       </w:r>
     </w:p>
     <w:p>
@@ -103,7 +103,7 @@
         <w:widowControl/>
       </w:pPr>
       <w:r>
-        <w:t>Bu nədir</w:t>
+        <w:t xml:space="preserve">Pul və bank işi nədir?</w:t>
       </w:r>
     </w:p>
     <w:p>
@@ -111,7 +111,23 @@
         <w:widowControl/>
       </w:pPr>
       <w:r>
-        <w:t>Pul cəmiyyətin mallara qiymət qoymaq, borcları ödəmək və alıcılıq qabiliyyətini saxlamaq üçün geniş qəbul etdiyi vasitədir. O, damğalı metal, kağız öhdəlik və ya rəqəmsal hesab qalığı ola bilər; materialından daha vacib olan ümumi razılıqdır. Bankçılıq bu dəyərin saxlanmasını və hərəkətini təşkil edir: əmanət qəbul edir, kredit verir, valyuta dəyişir və kimin kimə borclu olduğunu qeydə alır. Beləcə, iki tərəfin eyni anda bir-birinin malına ehtiyac duymasını gözləmək lazım gəlmir. Sadə dillə, pul «nə qədər?», bank isə «necə saxlayaq və göndərək?» sualına cavab verir.</w:t>
+        <w:t xml:space="preserve">Pul insanların mal və xidmətlərə qiymət qoymaq, borclarını ödəmək və gələcək alışlar üçün vəsait saxlamaq məqsədilə qəbul etdiyi vasitədir. O, üzərinə damğa vurulmuş metal sikkə, kağız pul və ya bank hesabındakı rəqəmsal vəsait şəklində ola bilər. Əsas məsələ pulun nədən hazırlanması deyil, insanların onu ödəniş vasitəsi kimi qəbul etməsidir.</w:t>
+      </w:r>
+    </w:p>
+    <w:p>
+      <w:pPr>
+        <w:widowControl/>
+      </w:pPr>
+      <w:r>
+        <w:t xml:space="preserve">Banklar isə pulun saxlanmasını və dövriyyəsini təşkil edir: əmanət qəbul edir, kredit verir, valyuta dəyişir və borc münasibətlərini qeydə alır.</w:t>
+      </w:r>
+    </w:p>
+    <w:p>
+      <w:pPr>
+        <w:widowControl/>
+      </w:pPr>
+      <w:r>
+        <w:t xml:space="preserve">Malı mala dəyişəndə hər iki tərəf bir-birinin təklif etdiyi mala ehtiyac duymalıdır. Pul bu çətinliyi aradan qaldırır: insan öz malını satıb əldə etdiyi pulla lazım olan başqa bir şeyi ala bilir. Sadə dillə desək, pul «Bunun dəyəri nə qədərdir?», bank isə «Pulu necə saxlayaq və köçürək?» suallarına cavab verir.</w:t>
       </w:r>
     </w:p>
     <w:p>
@@ -120,7 +136,7 @@
         <w:widowControl/>
       </w:pPr>
       <w:r>
-        <w:t>Kim kəşf edib və ya yaradıb</w:t>
+        <w:t xml:space="preserve">Pul və bank işi necə yaranıb?</w:t>
       </w:r>
     </w:p>
     <w:p>
@@ -128,7 +144,23 @@
         <w:widowControl/>
       </w:pPr>
       <w:r>
-        <w:t>Pul bir dahinin bir gün ərzində yaratdığı ixtira deyil. Mesopotamiya hesablarında sikkələrdən çox əvvəl əmtəə pulu və borc qeydləri görünür. Klassik ənənə təbii qızıl-gümüş qarışığı olan elektrondan hazırlanmış ilk sikkələri Qərbi Anadoludakı Lidiya ilə əlaqələndirir; yunan şəhər-dövlətləri sikkə kəsilməsini təkmilləşdirdilər. Bankçılıq Aralıq dənizi bölgəsində, İslam dünyasında, Çində və orta əsr Avropasında məbədlər, tacirlər və sonralar ixtisaslaşmış qurumlar arasında inkişaf etdi. Etibarlı ödəniş nişanları və hesab qeydləri fikri istənilən məşhur bankdan qədimdir.</w:t>
+        <w:t xml:space="preserve">Pul bir insanın birdən-birə düşünüb tapdığı ixtira deyil. Mesopotamiyada aparılan hesablarda sikkələrdən çox əvvəl pul əvəzinə işlədilən mallara və borclara dair qeydlərə rast gəlinir. Belə mallara əmtəə pulu deyilir.</w:t>
+      </w:r>
+    </w:p>
+    <w:p>
+      <w:pPr>
+        <w:widowControl/>
+      </w:pPr>
+      <w:r>
+        <w:t xml:space="preserve">İlk sikkələr ənənəvi olaraq Qərbi Anadoluda yerləşən Lidiya ilə əlaqələndirilir. Onlar qızıl və gümüşün təbii ərintisi olan elektrumdan hazırlanırdı. Qədim yunan şəhər-dövlətləri isə sikkə kəsmə üsullarını təkmilləşdirdilər.</w:t>
+      </w:r>
+    </w:p>
+    <w:p>
+      <w:pPr>
+        <w:widowControl/>
+      </w:pPr>
+      <w:r>
+        <w:t xml:space="preserve">Bank işi də tədricən formalaşıb. Aralıq dənizi bölgəsində, İslam dünyasında, Çində və orta əsr Avropasında bu işi əvvəlcə məbədlər və tacirlər, sonralar isə ixtisaslaşmış qurumlar görürdü. Ödənişi təsdiqləyən sənədlərdən istifadə etmək və hesab aparmaq ənənəsi bu gün tanıdığımız məşhur banklardan çox qədimdir.</w:t>
       </w:r>
     </w:p>
     <w:p>
@@ -137,7 +169,7 @@
         <w:widowControl/>
       </w:pPr>
       <w:r>
-        <w:t>Nə vaxt və necə yaranıb</w:t>
+        <w:t xml:space="preserve">Nə vaxt və hansı mərhələlərlə inkişaf edib?</w:t>
       </w:r>
     </w:p>
     <w:p>
@@ -145,7 +177,31 @@
         <w:widowControl/>
       </w:pPr>
       <w:r>
-        <w:t>E.ə. VII əsrdə Lidiyada və yaxın yunan icmalarında damğalı sikkələr dövriyyədə idi. Daha qədim lövhələrdə gümüşün çəkisi və taxıl borcları qeyd olunurdu. Orta əsr Avropası və İslam ticarət dünyası vekselləri inkişaf etdirdi: tacir bir şəhərdə verdiyi dəyərin əvəzini başqa şəhərdə ala bilir, arabalarla sikkə daşımırdı. İctimai banklar, daha sonra mərkəzi banklar əskinasları və qarşılıqlı hesablaşmaları standartlaşdırdı. Hər mərhələ etibar, bölünmə, daşınma və mülkiyyətin sübutu problemlərini həll edirdi.</w:t>
+        <w:t xml:space="preserve">E.ə. VII əsrdə Lidiyada və yaxınlıqdakı yunan icmalarında üzərinə damğa vurulmuş sikkələr dövriyyədə idi. Daha qədim dövrlərə aid gil lövhələrdə isə gümüşün çəkisi və taxılla ödəniləcək borclar qeydə alınırdı.</w:t>
+      </w:r>
+    </w:p>
+    <w:p>
+      <w:pPr>
+        <w:widowControl/>
+      </w:pPr>
+      <w:r>
+        <w:t xml:space="preserve">Orta əsrlərdə Avropada və İslam dünyasının ticarət mərkəzlərində veksel kimi ödəniş sənədlərindən istifadə genişləndi. Tacir bir şəhərdə pul verib onun əvəzini başqa şəhərdə ala bilirdi. Beləliklə, sikkələri arabalarla uzaq məsafələrə daşımağa ehtiyac azalırdı.</w:t>
+      </w:r>
+    </w:p>
+    <w:p>
+      <w:pPr>
+        <w:widowControl/>
+      </w:pPr>
+      <w:r>
+        <w:t xml:space="preserve">Dövlət və şəhər hakimiyyətlərinin yaratdığı banklar, daha sonra isə mərkəzi banklar əskinasların buraxılması və qarşılıqlı hesablaşmalar üçün vahid qaydaların formalaşmasına kömək etdi.</w:t>
+      </w:r>
+    </w:p>
+    <w:p>
+      <w:pPr>
+        <w:widowControl/>
+      </w:pPr>
+      <w:r>
+        <w:t xml:space="preserve">Bu inkişafın hər mərhələsi konkret bir ehtiyaca cavab verirdi: pula etibar etmək, onu kiçik məbləğlərə bölmək, rahat daşımaq və kimə məxsus olduğunu sübut etmək.</w:t>
       </w:r>
     </w:p>
     <w:p>
@@ -154,7 +210,7 @@
         <w:widowControl/>
       </w:pPr>
       <w:r>
-        <w:t>Elm üçün əhəmiyyəti</w:t>
+        <w:t xml:space="preserve">Elm üçün əhəmiyyəti nədir?</w:t>
       </w:r>
     </w:p>
     <w:p>
@@ -162,7 +218,31 @@
         <w:widowControl/>
       </w:pPr>
       <w:r>
-        <w:t>Pul dəyəri sayılan vahidlərlə ifadə edərək böyük miqyasda hesablamaya, mühasibatlığa və statistikaya imkan verir. Hesab dəftərləri tələbləri uzun müddət saxlayan informasiya vasitəsidir. Faiz, risk və məzənnələr müasir maliyyə nəzəriyyəsindən çox əvvəl riyazi modellərə ehtiyac yaratmışdı. Arxeoloqlar sikkə tapıntıları ilə yerləri tarixləndirir, iqtisadiyyat tarixçiləri sikkə istehsalının həcmini məlumat kimi araşdırırlar. Pul və bankçılıq tam dəqiq olmayan, siyasətdən təsirlənən, amma güclü ictimai ölçmə sistemidir.</w:t>
+        <w:t xml:space="preserve">Pul dəyəri rəqəmlərlə ifadə etməyə imkan verdiyi üçün geniş miqyasda hesab aparmağın, mühasibatlığın və statistikanın inkişafına şərait yaratdı. Hesab dəftərlərində kimin nə qədər pulu və ya borcu olduğu, kimdən nə qədər alacağı olduğu uzun müddət qorunub saxlanırdı.</w:t>
+      </w:r>
+    </w:p>
+    <w:p>
+      <w:pPr>
+        <w:widowControl/>
+      </w:pPr>
+      <w:r>
+        <w:t xml:space="preserve">Faizin hesablanması, riskin qiymətləndirilməsi və valyutaların bir-birinə nisbətinin müəyyənləşdirilməsi müasir maliyyə nəzəriyyəsi yaranmazdan çox əvvəl riyazi üsullara ehtiyac doğurmuşdu.</w:t>
+      </w:r>
+    </w:p>
+    <w:p>
+      <w:pPr>
+        <w:widowControl/>
+      </w:pPr>
+      <w:r>
+        <w:t xml:space="preserve">Sikkələr tarix araşdırmaları üçün də mühüm mənbədir. Arxeoloqlar onların köməyi ilə tapıntıların və qədim yaşayış qatlarının hansı dövrə aid olduğunu müəyyənləşdirirlər. İqtisadiyyat tarixçiləri isə nə qədər sikkə istehsal olunduğunu araşdıraraq keçmişin təsərrüfat həyatı haqqında məlumat əldə edirlər.</w:t>
+      </w:r>
+    </w:p>
+    <w:p>
+      <w:pPr>
+        <w:widowControl/>
+      </w:pPr>
+      <w:r>
+        <w:t xml:space="preserve">Pul iqtisadi dəyəri ölçməyin mühüm vasitəsidir. Bununla belə, bu ölçü tam dəqiq və dəyişməz deyil: siyasi qərarlar və iqtisadi şərait ona təsir göstərir.</w:t>
       </w:r>
     </w:p>
     <w:p>
@@ -171,7 +251,7 @@
         <w:widowControl/>
       </w:pPr>
       <w:r>
-        <w:t>Sonrakı inkişafa təsiri</w:t>
+        <w:t xml:space="preserve">Sonrakı inkişafa necə təsir edib?</w:t>
       </w:r>
     </w:p>
     <w:p>
@@ -179,7 +259,23 @@
         <w:widowControl/>
       </w:pPr>
       <w:r>
-        <w:t>Etibarlı pul orduları, donanmaları və uzaq ticarəti maliyyələşdirdi. Kredit emalatxanaların, sonra fabriklərin qurulmasına kömək etdi. Ötürülə bilən mülkiyyət və tələb hüquqları səhmdar cəmiyyətlərinin və birjaların inkişafına zəmin yaratdı. Kağız pul və elektron ödənişlər hesablaşma müddətini həftələrdən saniyələrə endirdi. Sığorta, vergi və dövlət borcu pul vahidlərinə əsaslanır. Standart mübadilə və kredit olmasaydı, sənaye kapitalı və qlobal təchizat zəncirləri yerli barter səviyyəsində qalardı.</w:t>
+        <w:t xml:space="preserve">Etibarlı pul dövriyyəsi orduların və donanmaların saxlanmasını, uzaq ölkələrlə ticarəti maliyyələşdirməyə imkan verdi. Kredit əvvəlcə emalatxanaların, sonralar isə fabriklərin qurulmasına kömək etdi.</w:t>
+      </w:r>
+    </w:p>
+    <w:p>
+      <w:pPr>
+        <w:widowControl/>
+      </w:pPr>
+      <w:r>
+        <w:t xml:space="preserve">Mülkiyyət paylarını və borcu tələb etmək hüququnu başqasına ötürmək imkanı səhmdar cəmiyyətlərinin və birjaların inkişafına zəmin yaratdı. Kağız pul, daha sonra isə elektron ödənişlər hesablaşmaları sürətləndirdi: əvvəllər həftələr çəkən bəzi əməliyyatlar saniyələr ərzində mümkün oldu.</w:t>
+      </w:r>
+    </w:p>
+    <w:p>
+      <w:pPr>
+        <w:widowControl/>
+      </w:pPr>
+      <w:r>
+        <w:t xml:space="preserve">Sığorta, vergilər və dövlət borcları da pulla hesablanır. Vahid ödəniş vasitələri və kredit imkanları olmadan sənaye üçün böyük vəsait toplamaq, müxtəlif ölkələri birləşdirən istehsal və təchizat əlaqələri qurmaq xeyli çətin olardı.</w:t>
       </w:r>
     </w:p>
     <w:p>
@@ -188,7 +284,7 @@
         <w:widowControl/>
       </w:pPr>
       <w:r>
-        <w:t>İnsan həyatını necə dəyişib</w:t>
+        <w:t xml:space="preserve">İnsanların həyatını necə dəyişib?</w:t>
       </w:r>
     </w:p>
     <w:p>
@@ -196,7 +292,23 @@
         <w:widowControl/>
       </w:pPr>
       <w:r>
-        <w:t>Pul bir-birini yaxşı tanımayan insanların ticarət etməsinə imkan verdi. Əməkhaqqı, kirayə və vergilər hesablanan oldu. Banklar ailələrin və şirkətlərin qışa, səfərə və ya maşın almağa pul yığmasına şərait yaratdı. Bununla yanaşı, inflyasiya, əmanətlərin kütləvi geri çəkilməsi, borc böhranları və kreditə qeyri-bərabər çıxış kimi risklər yarandı. Muzeydəki sikkə ilə telefondakı hesab qalığı etibara əsaslanan mübadilənin eyni tarixinin hissələridir.</w:t>
+        <w:t xml:space="preserve">Pul bir-birini yaxından tanımayan insanların da alış-veriş etməsini asanlaşdırdı. Əməkhaqqını, kirayə haqqını və vergiləri vahid ölçü ilə hesablamaq mümkün oldu. Banklar ailələrə və müəssisələrə gələcək ehtiyacları üçün — qışa hazırlıqdan səfərə, avtomobil və ya avadanlıq almağa qədər — pul yığmaq imkanı yaratdı.</w:t>
+      </w:r>
+    </w:p>
+    <w:p>
+      <w:pPr>
+        <w:widowControl/>
+      </w:pPr>
+      <w:r>
+        <w:t xml:space="preserve">Lakin pul və bank sistemi ilə bağlı risklər də var. Qiymətlərin ümumi artımı — inflyasiya — pulun alıcılıq qabiliyyətini azalda bilər. Çoxlu əmanətçinin eyni vaxtda pulunu geri istəməsi bankı çətin vəziyyətə sala bilər. Borcların ödənilə bilməməsi böhranlara gətirib çıxara, kredit almaq imkanlarının hamı üçün eyni olmaması isə bərabərsizliyi artıra bilər.</w:t>
+      </w:r>
+    </w:p>
+    <w:p>
+      <w:pPr>
+        <w:widowControl/>
+      </w:pPr>
+      <w:r>
+        <w:t xml:space="preserve">Muzeydə gördüyümüz qədim sikkə ilə telefonda yoxladığımız bank hesabı bir-birindən çox fərqli görünsə də, eyni tarixə bağlıdır. Hər ikisinin əsasında insanların qəbul etdiyi dəyər və qarşılıqlı etibar dayanır.</w:t>
       </w:r>
     </w:p>
     <w:p>
@@ -217,7 +329,7 @@
         <w:rPr>
           <w:sz w:val="20"/>
         </w:rPr>
-        <w:t>A Kitablar və əsas elmi əsərlər</w:t>
+        <w:t>Kitablar və əsas elmi əsərlər</w:t>
       </w:r>
     </w:p>
     <w:p>
@@ -240,7 +352,7 @@
         <w:rPr>
           <w:sz w:val="20"/>
         </w:rPr>
-        <w:t>C Qurumların materialları və ensiklopedik mənbələr</w:t>
+        <w:t>Qurumların materialları və ensiklopedik mənbələr</w:t>
       </w:r>
     </w:p>
     <w:p>
@@ -300,7 +412,7 @@
         <w:rPr>
           <w:sz w:val="20"/>
         </w:rPr>
-        <w:t>D Muzey arxiv və kitabxana materialları</w:t>
+        <w:t>Muzey arxiv və kitabxana materialları</w:t>
       </w:r>
     </w:p>
     <w:p>
